--- a/lessons/2-7/downloads/2-7-notes-teacher-l3.docx
+++ b/lessons/2-7/downloads/2-7-notes-teacher-l3.docx
@@ -390,7 +390,7 @@
                 <w:sz w:val="21"/>
                 <w:szCs w:val="21"/>
               </w:rPr>
-              <w:t xml:space="preserve">Find a quotient with decimals by making the divisor a whole number first.</w:t>
+              <w:t xml:space="preserve">Find a quotient with decimals by sliding both decimal points right until the divisor is a whole number.</w:t>
             </w:r>
           </w:p>
           <w:p>
@@ -544,7 +544,7 @@
                 <w:sz w:val="21"/>
                 <w:szCs w:val="21"/>
               </w:rPr>
-              <w:t xml:space="preserve">The number you are splitting up in a division problem.</w:t>
+              <w:t xml:space="preserve">The total number being divided into equal groups (the number inside the division bracket).</w:t>
             </w:r>
           </w:p>
           <w:p>
@@ -569,7 +569,7 @@
                 <w:sz w:val="18"/>
                 <w:szCs w:val="18"/>
               </w:rPr>
-              <w:t xml:space="preserve">In 8.4 ÷ 2.1 = 4, the dividend is 8.4 — it is the total being split</w:t>
+              <w:t xml:space="preserve">In 8.4 ÷ 2.1 = 4, the dividend is 8.4 — the total amount being divided</w:t>
             </w:r>
           </w:p>
         </w:tc>
@@ -698,7 +698,7 @@
                 <w:sz w:val="21"/>
                 <w:szCs w:val="21"/>
               </w:rPr>
-              <w:t xml:space="preserve">The number you split by in a division problem.</w:t>
+              <w:t xml:space="preserve">The number of equal groups you are dividing into (the number outside the division bracket).</w:t>
             </w:r>
           </w:p>
           <w:p>
@@ -723,7 +723,7 @@
                 <w:sz w:val="18"/>
                 <w:szCs w:val="18"/>
               </w:rPr>
-              <w:t xml:space="preserve">In 8.4 ÷ 2.1 = 4, the divisor is 2.1 — it is the size of each group</w:t>
+              <w:t xml:space="preserve">In 8.4 ÷ 2.1 = 4, the divisor is 2.1 — the number of equal groups</w:t>
             </w:r>
           </w:p>
         </w:tc>
@@ -984,7 +984,7 @@
                 <w:sz w:val="24"/>
                 <w:szCs w:val="24"/>
               </w:rPr>
-              <w:t xml:space="preserve">Decimal division</w:t>
+              <w:t xml:space="preserve">Decimal Division Algorithm</w:t>
             </w:r>
             <w:r>
               <w:rPr>
@@ -994,7 +994,7 @@
                 <w:sz w:val="19"/>
                 <w:szCs w:val="19"/>
               </w:rPr>
-              <w:t xml:space="preserve">   División decimal</w:t>
+              <w:t xml:space="preserve">   Algoritmo de división decimal</w:t>
             </w:r>
           </w:p>
           <w:p>
@@ -1006,7 +1006,7 @@
                 <w:sz w:val="21"/>
                 <w:szCs w:val="21"/>
               </w:rPr>
-              <w:t xml:space="preserve">Dividing with decimals. First move the point to make the number you divide by whole, then run the long-division cycle.</w:t>
+              <w:t xml:space="preserve">The steps for dividing decimals: slide the divisor's decimal point right until the divisor is a whole number, slide the dividend's point right the same number of places, then divide.</w:t>
             </w:r>
           </w:p>
           <w:p>
@@ -1279,7 +1279,7 @@
                 <w:sz w:val="21"/>
                 <w:szCs w:val="21"/>
               </w:rPr>
-              <w:t xml:space="preserve">Divide Decimals      •      Dividend      •      Divisor      •      Quotient      •      Decimal division      •      Equivalent division</w:t>
+              <w:t xml:space="preserve">Divide Decimals      •      Dividend      •      Divisor      •      Quotient      •      Decimal Division Algorithm      •      Equivalent division</w:t>
             </w:r>
           </w:p>
         </w:tc>
@@ -1327,7 +1327,7 @@
           <w:sz w:val="22"/>
           <w:szCs w:val="22"/>
         </w:rPr>
-        <w:t xml:space="preserve"> a whole number first, then move the dividend's point the same number of places.</w:t>
+        <w:t xml:space="preserve"> a whole number first, then slide the dividend's point right the same number of places.</w:t>
       </w:r>
     </w:p>
     <w:p>
@@ -1350,7 +1350,7 @@
           <w:sz w:val="22"/>
           <w:szCs w:val="22"/>
         </w:rPr>
-        <w:t xml:space="preserve">In a division problem, the number being divided is the </w:t>
+        <w:t xml:space="preserve">In a division problem, the total amount being divided is the </w:t>
       </w:r>
       <w:r>
         <w:rPr>
@@ -1387,7 +1387,7 @@
           <w:sz w:val="22"/>
           <w:szCs w:val="22"/>
         </w:rPr>
-        <w:t xml:space="preserve">In a division problem, the number we divide by is the </w:t>
+        <w:t xml:space="preserve">In a division problem, the number of equal groups you divide into is the </w:t>
       </w:r>
       <w:r>
         <w:rPr>
@@ -1461,7 +1461,7 @@
           <w:sz w:val="22"/>
           <w:szCs w:val="22"/>
         </w:rPr>
-        <w:t xml:space="preserve">Dividing numbers that include a decimal point is called </w:t>
+        <w:t xml:space="preserve">The steps that make the divisor whole before you divide are called the </w:t>
       </w:r>
       <w:r>
         <w:rPr>
@@ -1534,47 +1534,6 @@
           <w:szCs w:val="30"/>
         </w:rPr>
         <w:t xml:space="preserve">Write About the Math</w:t>
-      </w:r>
-    </w:p>
-    <w:p>
-      <w:pPr>
-        <w:spacing w:after="100"/>
-      </w:pPr>
-      <w:r>
-        <w:rPr>
-          <w:i/>
-          <w:iCs/>
-          <w:color w:val="5F6F80"/>
-          <w:sz w:val="19"/>
-          <w:szCs w:val="19"/>
-        </w:rPr>
-        <w:t xml:space="preserve">Use the support level you need. Every level answers the same math question.</w:t>
-      </w:r>
-    </w:p>
-    <w:p>
-      <w:pPr>
-        <w:pStyle w:val="Heading2"/>
-        <w:spacing w:after="80" w:before="180"/>
-      </w:pPr>
-      <w:r>
-        <w:rPr>
-          <w:b/>
-          <w:bCs/>
-          <w:color w:val="12355B"/>
-          <w:sz w:val="24"/>
-          <w:szCs w:val="24"/>
-        </w:rPr>
-        <w:t xml:space="preserve">1. Understand the Question</w:t>
-      </w:r>
-      <w:r>
-        <w:rPr>
-          <w:i/>
-          <w:iCs/>
-          <w:color w:val="B97A12"/>
-          <w:sz w:val="19"/>
-          <w:szCs w:val="19"/>
-        </w:rPr>
-        <w:t xml:space="preserve">   explain</w:t>
       </w:r>
     </w:p>
     <w:tbl>
@@ -1615,38 +1574,16 @@
               </w:rPr>
               <w:t xml:space="preserve">How does decimal division help you figure out how many pieces you can cut?</w:t>
             </w:r>
-          </w:p>
-          <w:p>
-            <w:pPr>
-              <w:spacing w:after="0"/>
-            </w:pPr>
-            <w:r>
-              <w:rPr>
-                <w:b/>
-                <w:bCs/>
-                <w:color w:val="12355B"/>
-                <w:sz w:val="20"/>
-                <w:szCs w:val="20"/>
-              </w:rPr>
-              <w:t xml:space="preserve">Your job:  </w:t>
-            </w:r>
-            <w:r>
-              <w:rPr>
-                <w:sz w:val="20"/>
-                <w:szCs w:val="20"/>
-              </w:rPr>
-              <w:t xml:space="preserve">Answer the question. Use math evidence. Explain how the evidence proves your answer.</w:t>
-            </w:r>
             <w:r>
               <w:rPr>
                 <w:i/>
                 <w:iCs/>
                 <w:color w:val="5F6F80"/>
-                <w:sz w:val="18"/>
-                <w:szCs w:val="18"/>
+                <w:sz w:val="19"/>
+                <w:szCs w:val="19"/>
               </w:rPr>
               <w:br/>
-              <w:t xml:space="preserve">Responde la pregunta. Usa evidencia matemática. Explica cómo la evidencia demuestra tu respuesta.</w:t>
+              <w:t xml:space="preserve">¿Cómo te ayuda la división de decimales a averiguar cuántas piezas puedes cortar?</w:t>
             </w:r>
           </w:p>
         </w:tc>
@@ -1654,33 +1591,22 @@
     </w:tbl>
     <w:p>
       <w:pPr>
-        <w:pStyle w:val="Heading2"/>
-        <w:spacing w:after="80" w:before="180"/>
-      </w:pPr>
-      <w:r>
-        <w:rPr>
-          <w:b/>
-          <w:bCs/>
-          <w:color w:val="12355B"/>
-          <w:sz w:val="24"/>
-          <w:szCs w:val="24"/>
-        </w:rPr>
-        <w:t xml:space="preserve">2. Plan Your Math Words</w:t>
-      </w:r>
+        <w:spacing w:after="100"/>
+      </w:pPr>
       <w:r>
         <w:rPr>
           <w:i/>
           <w:iCs/>
-          <w:color w:val="1FA6A2"/>
+          <w:color w:val="5F6F80"/>
           <w:sz w:val="19"/>
           <w:szCs w:val="19"/>
         </w:rPr>
-        <w:t xml:space="preserve">   check at least two</w:t>
-      </w:r>
-    </w:p>
-    <w:p>
-      <w:pPr>
-        <w:spacing w:after="60"/>
+        <w:t xml:space="preserve">Say your answer to a partner first. Then write it, using at least two of these words:</w:t>
+      </w:r>
+    </w:p>
+    <w:p>
+      <w:pPr>
+        <w:spacing w:after="40"/>
       </w:pPr>
       <w:r>
         <w:rPr>
@@ -1700,14 +1626,7 @@
           <w:sz w:val="20"/>
           <w:szCs w:val="20"/>
         </w:rPr>
-        <w:t xml:space="preserve">Divide Decimals — </w:t>
-      </w:r>
-      <w:r>
-        <w:rPr>
-          <w:sz w:val="20"/>
-          <w:szCs w:val="20"/>
-        </w:rPr>
-        <w:t xml:space="preserve">Find a quotient with decimals by making the divisor a whole number first.</w:t>
+        <w:t xml:space="preserve">Dividend</w:t>
       </w:r>
       <w:r>
         <w:rPr>
@@ -1717,13 +1636,12 @@
           <w:sz w:val="18"/>
           <w:szCs w:val="18"/>
         </w:rPr>
-        <w:br/>
-        <w:t xml:space="preserve">Dividir decimales — Hallar un cociente con decimales convirtiendo primero el divisor en un número entero.</w:t>
-      </w:r>
-    </w:p>
-    <w:p>
-      <w:pPr>
-        <w:spacing w:after="60"/>
+        <w:t xml:space="preserve">  ·  Dividendo</w:t>
+      </w:r>
+    </w:p>
+    <w:p>
+      <w:pPr>
+        <w:spacing w:after="40"/>
       </w:pPr>
       <w:r>
         <w:rPr>
@@ -1743,14 +1661,7 @@
           <w:sz w:val="20"/>
           <w:szCs w:val="20"/>
         </w:rPr>
-        <w:t xml:space="preserve">Dividend — </w:t>
-      </w:r>
-      <w:r>
-        <w:rPr>
-          <w:sz w:val="20"/>
-          <w:szCs w:val="20"/>
-        </w:rPr>
-        <w:t xml:space="preserve">The number you are splitting up in a division problem.</w:t>
+        <w:t xml:space="preserve">Divisor</w:t>
       </w:r>
       <w:r>
         <w:rPr>
@@ -1760,13 +1671,12 @@
           <w:sz w:val="18"/>
           <w:szCs w:val="18"/>
         </w:rPr>
-        <w:br/>
-        <w:t xml:space="preserve">Dividendo — El número que estás repartiendo en una división.</w:t>
-      </w:r>
-    </w:p>
-    <w:p>
-      <w:pPr>
-        <w:spacing w:after="60"/>
+        <w:t xml:space="preserve">  ·  Divisor</w:t>
+      </w:r>
+    </w:p>
+    <w:p>
+      <w:pPr>
+        <w:spacing w:after="40"/>
       </w:pPr>
       <w:r>
         <w:rPr>
@@ -1786,14 +1696,7 @@
           <w:sz w:val="20"/>
           <w:szCs w:val="20"/>
         </w:rPr>
-        <w:t xml:space="preserve">Divisor — </w:t>
-      </w:r>
-      <w:r>
-        <w:rPr>
-          <w:sz w:val="20"/>
-          <w:szCs w:val="20"/>
-        </w:rPr>
-        <w:t xml:space="preserve">The number you split by in a division problem.</w:t>
+        <w:t xml:space="preserve">Quotient</w:t>
       </w:r>
       <w:r>
         <w:rPr>
@@ -1803,13 +1706,12 @@
           <w:sz w:val="18"/>
           <w:szCs w:val="18"/>
         </w:rPr>
-        <w:br/>
-        <w:t xml:space="preserve">Divisor — El número entre el que divides en una división.</w:t>
-      </w:r>
-    </w:p>
-    <w:p>
-      <w:pPr>
-        <w:spacing w:after="60"/>
+        <w:t xml:space="preserve">  ·  Cociente</w:t>
+      </w:r>
+    </w:p>
+    <w:p>
+      <w:pPr>
+        <w:spacing w:after="40"/>
       </w:pPr>
       <w:r>
         <w:rPr>
@@ -1829,14 +1731,7 @@
           <w:sz w:val="20"/>
           <w:szCs w:val="20"/>
         </w:rPr>
-        <w:t xml:space="preserve">Quotient — </w:t>
-      </w:r>
-      <w:r>
-        <w:rPr>
-          <w:sz w:val="20"/>
-          <w:szCs w:val="20"/>
-        </w:rPr>
-        <w:t xml:space="preserve">The answer when you divide.</w:t>
+        <w:t xml:space="preserve">Decimal Division Algorithm</w:t>
       </w:r>
       <w:r>
         <w:rPr>
@@ -1846,13 +1741,12 @@
           <w:sz w:val="18"/>
           <w:szCs w:val="18"/>
         </w:rPr>
-        <w:br/>
-        <w:t xml:space="preserve">Cociente — La respuesta cuando divides.</w:t>
-      </w:r>
-    </w:p>
-    <w:p>
-      <w:pPr>
-        <w:spacing w:after="60"/>
+        <w:t xml:space="preserve">  ·  Algoritmo de división decimal</w:t>
+      </w:r>
+    </w:p>
+    <w:p>
+      <w:pPr>
+        <w:spacing w:after="40"/>
       </w:pPr>
       <w:r>
         <w:rPr>
@@ -1872,14 +1766,7 @@
           <w:sz w:val="20"/>
           <w:szCs w:val="20"/>
         </w:rPr>
-        <w:t xml:space="preserve">Decimal division — </w:t>
-      </w:r>
-      <w:r>
-        <w:rPr>
-          <w:sz w:val="20"/>
-          <w:szCs w:val="20"/>
-        </w:rPr>
-        <w:t xml:space="preserve">Dividing with decimals. First move the point to make the number you divide by whole, then run the long-division cycle.</w:t>
+        <w:t xml:space="preserve">Equivalent division</w:t>
       </w:r>
       <w:r>
         <w:rPr>
@@ -1889,109 +1776,7 @@
           <w:sz w:val="18"/>
           <w:szCs w:val="18"/>
         </w:rPr>
-        <w:br/>
-        <w:t xml:space="preserve">División decimal — Dividir con decimales. Primero mueve el punto para hacer entero el número entre el que divides y luego repite el ciclo de la división larga.</w:t>
-      </w:r>
-    </w:p>
-    <w:tbl>
-      <w:tblPr>
-        <w:tblW w:type="pct" w:w="100%"/>
-        <w:tblBorders>
-          <w:top w:val="single" w:color="1FA6A2" w:sz="8"/>
-          <w:left w:val="single" w:color="1FA6A2" w:sz="8"/>
-          <w:bottom w:val="single" w:color="1FA6A2" w:sz="8"/>
-          <w:right w:val="single" w:color="1FA6A2" w:sz="8"/>
-          <w:insideH w:val="single" w:color="auto" w:sz="4"/>
-          <w:insideV w:val="single" w:color="auto" w:sz="4"/>
-        </w:tblBorders>
-      </w:tblPr>
-      <w:tblGrid>
-        <w:gridCol w:w="100"/>
-      </w:tblGrid>
-      <w:tr>
-        <w:tc>
-          <w:tcPr>
-            <w:shd w:fill="F7FFFD" w:color="auto" w:val="clear"/>
-            <w:tcMar>
-              <w:top w:type="dxa" w:w="120"/>
-              <w:left w:type="dxa" w:w="180"/>
-              <w:bottom w:type="dxa" w:w="120"/>
-              <w:right w:type="dxa" w:w="180"/>
-            </w:tcMar>
-          </w:tcPr>
-          <w:p>
-            <w:pPr>
-              <w:spacing w:after="50"/>
-            </w:pPr>
-            <w:r>
-              <w:rPr>
-                <w:b/>
-                <w:bCs/>
-                <w:color w:val="1FA6A2"/>
-                <w:sz w:val="20"/>
-                <w:szCs w:val="20"/>
-              </w:rPr>
-              <w:t xml:space="preserve">Say it first:  </w:t>
-            </w:r>
-            <w:r>
-              <w:rPr>
-                <w:sz w:val="20"/>
-                <w:szCs w:val="20"/>
-              </w:rPr>
-              <w:t xml:space="preserve">Say your idea to a partner or quietly to yourself before you write.</w:t>
-            </w:r>
-          </w:p>
-          <w:p>
-            <w:pPr>
-              <w:spacing w:after="60"/>
-            </w:pPr>
-            <w:r>
-              <w:rPr>
-                <w:color w:val="1A2733"/>
-                <w:sz w:val="21"/>
-                <w:szCs w:val="21"/>
-              </w:rPr>
-              <w:t xml:space="preserve">I can cut ___ pieces because 16.8 ÷ 2.4 = ___.</w:t>
-            </w:r>
-            <w:r>
-              <w:rPr>
-                <w:i/>
-                <w:iCs/>
-                <w:color w:val="5F6F80"/>
-                <w:sz w:val="19"/>
-                <w:szCs w:val="19"/>
-              </w:rPr>
-              <w:br/>
-              <w:t xml:space="preserve">Di tu respuesta primero: Mi respuesta es ___ porque ___.</w:t>
-            </w:r>
-          </w:p>
-        </w:tc>
-      </w:tr>
-    </w:tbl>
-    <w:p>
-      <w:pPr>
-        <w:pStyle w:val="Heading2"/>
-        <w:spacing w:after="80" w:before="180"/>
-      </w:pPr>
-      <w:r>
-        <w:rPr>
-          <w:b/>
-          <w:bCs/>
-          <w:color w:val="12355B"/>
-          <w:sz w:val="24"/>
-          <w:szCs w:val="24"/>
-        </w:rPr>
-        <w:t xml:space="preserve">3. Build Your Explanation</w:t>
-      </w:r>
-      <w:r>
-        <w:rPr>
-          <w:i/>
-          <w:iCs/>
-          <w:color w:val="B97A12"/>
-          <w:sz w:val="19"/>
-          <w:szCs w:val="19"/>
-        </w:rPr>
-        <w:t xml:space="preserve">   choose your support</w:t>
+        <w:t xml:space="preserve">  ·  División equivalente</w:t>
       </w:r>
     </w:p>
     <w:tbl>
@@ -2022,21 +1807,6 @@
           </w:tcPr>
           <w:p>
             <w:pPr>
-              <w:spacing w:after="50"/>
-            </w:pPr>
-            <w:r>
-              <w:rPr>
-                <w:i/>
-                <w:iCs/>
-                <w:color w:val="5F6F80"/>
-                <w:sz w:val="19"/>
-                <w:szCs w:val="19"/>
-              </w:rPr>
-              <w:t xml:space="preserve">This model shows the parts of an explanation. It does not answer your writing question.</w:t>
-            </w:r>
-          </w:p>
-          <w:p>
-            <w:pPr>
               <w:spacing w:after="80"/>
             </w:pPr>
             <w:r>
@@ -2047,58 +1817,14 @@
                 <w:sz w:val="19"/>
                 <w:szCs w:val="19"/>
               </w:rPr>
-              <w:t xml:space="preserve">Claim:  </w:t>
+              <w:t xml:space="preserve">Model:  </w:t>
             </w:r>
             <w:r>
               <w:rPr>
                 <w:sz w:val="19"/>
                 <w:szCs w:val="19"/>
               </w:rPr>
-              <w:t xml:space="preserve">You first make the divisor a whole number using equivalent division.</w:t>
-            </w:r>
-          </w:p>
-          <w:p>
-            <w:pPr>
-              <w:spacing w:after="80"/>
-            </w:pPr>
-            <w:r>
-              <w:rPr>
-                <w:b/>
-                <w:bCs/>
-                <w:color w:val="12355B"/>
-                <w:sz w:val="19"/>
-                <w:szCs w:val="19"/>
-              </w:rPr>
-              <w:t xml:space="preserve">Evidence:  </w:t>
-            </w:r>
-            <w:r>
-              <w:rPr>
-                <w:sz w:val="19"/>
-                <w:szCs w:val="19"/>
-              </w:rPr>
-              <w:t xml:space="preserve">Students explain you move the decimal in the divisor to make it whole (6.3 to 63) and move the dividend the same way, naming 18.9 as the dividend and 6.3 as the divisor.</w:t>
-            </w:r>
-          </w:p>
-          <w:p>
-            <w:pPr>
-              <w:spacing w:after="80"/>
-            </w:pPr>
-            <w:r>
-              <w:rPr>
-                <w:b/>
-                <w:bCs/>
-                <w:color w:val="12355B"/>
-                <w:sz w:val="19"/>
-                <w:szCs w:val="19"/>
-              </w:rPr>
-              <w:t xml:space="preserve">Reasoning:  </w:t>
-            </w:r>
-            <w:r>
-              <w:rPr>
-                <w:sz w:val="19"/>
-                <w:szCs w:val="19"/>
-              </w:rPr>
-              <w:t xml:space="preserve">This evidence connects the definition of divide decimals to the mathematical claim.</w:t>
+              <w:t xml:space="preserve">Move both decimal points the same number of places so the value stays equal. — Students rewrite 18.9 ÷ 6.3 as 189 ÷ 63 = 3, explaining moving both points one place keeps the division equivalent, so 3 pods are filled.</w:t>
             </w:r>
           </w:p>
         </w:tc>
@@ -2177,7 +1903,7 @@
           <w:sz w:val="21"/>
           <w:szCs w:val="21"/>
         </w:rPr>
-        <w:t xml:space="preserve">My answer is ___.</w:t>
+        <w:t xml:space="preserve">My answer is ___ because ___.</w:t>
       </w:r>
       <w:r>
         <w:rPr>
@@ -2188,7 +1914,7 @@
           <w:szCs w:val="19"/>
         </w:rPr>
         <w:br/>
-        <w:t xml:space="preserve">Mi respuesta es ___.</w:t>
+        <w:t xml:space="preserve">Mi respuesta es ___ porque ___.</w:t>
       </w:r>
     </w:p>
     <w:tbl>
@@ -2328,7 +2054,7 @@
           <w:sz w:val="21"/>
           <w:szCs w:val="21"/>
         </w:rPr>
-        <w:t xml:space="preserve">I know because ___.</w:t>
+        <w:t xml:space="preserve">My evidence is ___, so ___.</w:t>
       </w:r>
       <w:r>
         <w:rPr>
@@ -2339,31 +2065,7 @@
           <w:szCs w:val="19"/>
         </w:rPr>
         <w:br/>
-        <w:t xml:space="preserve">Lo sé porque ___.</w:t>
-      </w:r>
-    </w:p>
-    <w:p>
-      <w:pPr>
-        <w:spacing w:after="60"/>
-      </w:pPr>
-      <w:r>
-        <w:rPr>
-          <w:color w:val="1A2733"/>
-          <w:sz w:val="21"/>
-          <w:szCs w:val="21"/>
-        </w:rPr>
-        <w:t xml:space="preserve">So ___.</w:t>
-      </w:r>
-      <w:r>
-        <w:rPr>
-          <w:i/>
-          <w:iCs/>
-          <w:color w:val="5F6F80"/>
-          <w:sz w:val="19"/>
-          <w:szCs w:val="19"/>
-        </w:rPr>
-        <w:br/>
-        <w:t xml:space="preserve">Entonces ___.</w:t>
+        <w:t xml:space="preserve">Mi evidencia es ___, entonces ___.</w:t>
       </w:r>
     </w:p>
     <w:tbl>
@@ -2469,78 +2171,6 @@
         <w:t xml:space="preserve">Escribe una afirmación, da evidencia matemática y explica tu razonamiento.</w:t>
       </w:r>
     </w:p>
-    <w:p>
-      <w:pPr>
-        <w:spacing w:after="60"/>
-      </w:pPr>
-      <w:r>
-        <w:rPr>
-          <w:color w:val="1A2733"/>
-          <w:sz w:val="21"/>
-          <w:szCs w:val="21"/>
-        </w:rPr>
-        <w:t xml:space="preserve">My claim is ___.</w:t>
-      </w:r>
-      <w:r>
-        <w:rPr>
-          <w:i/>
-          <w:iCs/>
-          <w:color w:val="5F6F80"/>
-          <w:sz w:val="19"/>
-          <w:szCs w:val="19"/>
-        </w:rPr>
-        <w:br/>
-        <w:t xml:space="preserve">Mi afirmación es ___.</w:t>
-      </w:r>
-    </w:p>
-    <w:p>
-      <w:pPr>
-        <w:spacing w:after="60"/>
-      </w:pPr>
-      <w:r>
-        <w:rPr>
-          <w:color w:val="1A2733"/>
-          <w:sz w:val="21"/>
-          <w:szCs w:val="21"/>
-        </w:rPr>
-        <w:t xml:space="preserve">My math evidence is ___.</w:t>
-      </w:r>
-      <w:r>
-        <w:rPr>
-          <w:i/>
-          <w:iCs/>
-          <w:color w:val="5F6F80"/>
-          <w:sz w:val="19"/>
-          <w:szCs w:val="19"/>
-        </w:rPr>
-        <w:br/>
-        <w:t xml:space="preserve">Mi evidencia matemática es ___.</w:t>
-      </w:r>
-    </w:p>
-    <w:p>
-      <w:pPr>
-        <w:spacing w:after="60"/>
-      </w:pPr>
-      <w:r>
-        <w:rPr>
-          <w:color w:val="1A2733"/>
-          <w:sz w:val="21"/>
-          <w:szCs w:val="21"/>
-        </w:rPr>
-        <w:t xml:space="preserve">This proves ___ because ___.</w:t>
-      </w:r>
-      <w:r>
-        <w:rPr>
-          <w:i/>
-          <w:iCs/>
-          <w:color w:val="5F6F80"/>
-          <w:sz w:val="19"/>
-          <w:szCs w:val="19"/>
-        </w:rPr>
-        <w:br/>
-        <w:t xml:space="preserve">Esto demuestra ___ porque ___.</w:t>
-      </w:r>
-    </w:p>
     <w:tbl>
       <w:tblPr>
         <w:tblW w:type="pct" w:w="100%"/>
@@ -2623,7 +2253,7 @@
           <w:sz w:val="24"/>
           <w:szCs w:val="24"/>
         </w:rPr>
-        <w:t xml:space="preserve">4. Check Your Explanation</w:t>
+        <w:t xml:space="preserve">Check Your Explanation</w:t>
       </w:r>
       <w:r>
         <w:rPr>
@@ -2633,7 +2263,7 @@
           <w:sz w:val="19"/>
           <w:szCs w:val="19"/>
         </w:rPr>
-        <w:t xml:space="preserve">   five quick checks</w:t>
+        <w:t xml:space="preserve">   three quick checks</w:t>
       </w:r>
     </w:p>
     <w:p>
@@ -2657,17 +2287,6 @@
         </w:rPr>
         <w:t xml:space="preserve">I answered the question.</w:t>
       </w:r>
-      <w:r>
-        <w:rPr>
-          <w:i/>
-          <w:iCs/>
-          <w:color w:val="5F6F80"/>
-          <w:sz w:val="18"/>
-          <w:szCs w:val="18"/>
-        </w:rPr>
-        <w:br/>
-        <w:t xml:space="preserve">Respondí la pregunta.</w:t>
-      </w:r>
     </w:p>
     <w:p>
       <w:pPr>
@@ -2688,18 +2307,7 @@
           <w:sz w:val="20"/>
           <w:szCs w:val="20"/>
         </w:rPr>
-        <w:t xml:space="preserve">I used math evidence: numbers, an equation, a model, or a comparison.</w:t>
-      </w:r>
-      <w:r>
-        <w:rPr>
-          <w:i/>
-          <w:iCs/>
-          <w:color w:val="5F6F80"/>
-          <w:sz w:val="18"/>
-          <w:szCs w:val="18"/>
-        </w:rPr>
-        <w:br/>
-        <w:t xml:space="preserve">Usé evidencia matemática: números, una ecuación, un modelo o una comparación.</w:t>
+        <w:t xml:space="preserve">I used math evidence: numbers, an equation, or a model.</w:t>
       </w:r>
     </w:p>
     <w:p>
@@ -2721,84 +2329,7 @@
           <w:sz w:val="20"/>
           <w:szCs w:val="20"/>
         </w:rPr>
-        <w:t xml:space="preserve">I explained how the evidence proves my answer.</w:t>
-      </w:r>
-      <w:r>
-        <w:rPr>
-          <w:i/>
-          <w:iCs/>
-          <w:color w:val="5F6F80"/>
-          <w:sz w:val="18"/>
-          <w:szCs w:val="18"/>
-        </w:rPr>
-        <w:br/>
-        <w:t xml:space="preserve">Expliqué cómo la evidencia demuestra mi respuesta.</w:t>
-      </w:r>
-    </w:p>
-    <w:p>
-      <w:pPr>
-        <w:spacing w:after="80"/>
-      </w:pPr>
-      <w:r>
-        <w:rPr>
-          <w:b/>
-          <w:bCs/>
-          <w:color w:val="1FA6A2"/>
-          <w:sz w:val="22"/>
-          <w:szCs w:val="22"/>
-        </w:rPr>
-        <w:t xml:space="preserve">☐  </w:t>
-      </w:r>
-      <w:r>
-        <w:rPr>
-          <w:sz w:val="20"/>
-          <w:szCs w:val="20"/>
-        </w:rPr>
         <w:t xml:space="preserve">I used at least two math words.</w:t>
-      </w:r>
-      <w:r>
-        <w:rPr>
-          <w:i/>
-          <w:iCs/>
-          <w:color w:val="5F6F80"/>
-          <w:sz w:val="18"/>
-          <w:szCs w:val="18"/>
-        </w:rPr>
-        <w:br/>
-        <w:t xml:space="preserve">Usé por lo menos dos palabras matemáticas.</w:t>
-      </w:r>
-    </w:p>
-    <w:p>
-      <w:pPr>
-        <w:spacing w:after="80"/>
-      </w:pPr>
-      <w:r>
-        <w:rPr>
-          <w:b/>
-          <w:bCs/>
-          <w:color w:val="1FA6A2"/>
-          <w:sz w:val="22"/>
-          <w:szCs w:val="22"/>
-        </w:rPr>
-        <w:t xml:space="preserve">☐  </w:t>
-      </w:r>
-      <w:r>
-        <w:rPr>
-          <w:sz w:val="20"/>
-          <w:szCs w:val="20"/>
-        </w:rPr>
-        <w:t xml:space="preserve">I reread complete sentences and punctuation.</w:t>
-      </w:r>
-      <w:r>
-        <w:rPr>
-          <w:i/>
-          <w:iCs/>
-          <w:color w:val="5F6F80"/>
-          <w:sz w:val="18"/>
-          <w:szCs w:val="18"/>
-        </w:rPr>
-        <w:br/>
-        <w:t xml:space="preserve">Volví a leer mis oraciones completas y la puntuación.</w:t>
       </w:r>
     </w:p>
     <w:p>
@@ -2886,7 +2417,7 @@
                 <w:sz w:val="22"/>
                 <w:szCs w:val="22"/>
               </w:rPr>
-              <w:t xml:space="preserve">Space Station Pod Splitter</w:t>
+              <w:t xml:space="preserve">Textbook Purchases</w:t>
             </w:r>
           </w:p>
           <w:p>
@@ -2898,7 +2429,7 @@
                 <w:sz w:val="21"/>
                 <w:szCs w:val="21"/>
               </w:rPr>
-              <w:t xml:space="preserve">The space station has 18.9 kilograms of a rare mineral sample that must be divided equally among 6.3-kilogram storage pods. How many pods can be completely filled?</w:t>
+              <w:t xml:space="preserve">A school bought new math workbooks as shown in the order form. What is the cost of each workbook?</w:t>
             </w:r>
           </w:p>
         </w:tc>
@@ -3399,7 +2930,7 @@
           <w:sz w:val="21"/>
           <w:szCs w:val="21"/>
         </w:rPr>
-        <w:t xml:space="preserve">Decimal division</w:t>
+        <w:t xml:space="preserve">Decimal Division Algorithm</w:t>
       </w:r>
     </w:p>
     <w:p>
@@ -3725,7 +3256,7 @@
           <w:sz w:val="20"/>
           <w:szCs w:val="20"/>
         </w:rPr>
-        <w:t xml:space="preserve">☐  I answered the question.</w:t>
+        <w:t xml:space="preserve">☐  The answer to the math question is correct.</w:t>
       </w:r>
     </w:p>
     <w:p>
@@ -3737,7 +3268,7 @@
           <w:sz w:val="20"/>
           <w:szCs w:val="20"/>
         </w:rPr>
-        <w:t xml:space="preserve">☐  I used math evidence: numbers, an equation, a model, or a comparison.</w:t>
+        <w:t xml:space="preserve">☐  The evidence is real lesson mathematics (numbers, equation, or model), not restated claim.</w:t>
       </w:r>
     </w:p>
     <w:p>
@@ -3749,31 +3280,7 @@
           <w:sz w:val="20"/>
           <w:szCs w:val="20"/>
         </w:rPr>
-        <w:t xml:space="preserve">☐  I explained how the evidence proves my answer.</w:t>
-      </w:r>
-    </w:p>
-    <w:p>
-      <w:pPr>
-        <w:spacing w:after="80"/>
-      </w:pPr>
-      <w:r>
-        <w:rPr>
-          <w:sz w:val="20"/>
-          <w:szCs w:val="20"/>
-        </w:rPr>
-        <w:t xml:space="preserve">☐  I used at least two math words.</w:t>
-      </w:r>
-    </w:p>
-    <w:p>
-      <w:pPr>
-        <w:spacing w:after="80"/>
-      </w:pPr>
-      <w:r>
-        <w:rPr>
-          <w:sz w:val="20"/>
-          <w:szCs w:val="20"/>
-        </w:rPr>
-        <w:t xml:space="preserve">☐  I reread complete sentences and punctuation.</w:t>
+        <w:t xml:space="preserve">☐  The support level changed the language scaffolding, never the mathematical expectation.</w:t>
       </w:r>
     </w:p>
     <w:sectPr>
